--- a/教程/ChineseTypeScript-教学教程.docx
+++ b/教程/ChineseTypeScript-教学教程.docx
@@ -425,7 +425,7 @@
           <w:rStyle w:val="VerbatimChar"/>
           <w:rFonts w:hint="eastAsia"/>
         </w:rPr>
-        <w:t xml:space="preserve">教程\例子\*.chts</w:t>
+        <w:t xml:space="preserve">教程\例子\*.ts</w:t>
       </w:r>
       <w:r>
         <w:t xml:space="preserve"> </w:t>
@@ -760,7 +760,7 @@
           <w:rStyle w:val="VerbatimChar"/>
           <w:rFonts w:hint="eastAsia"/>
         </w:rPr>
-        <w:t xml:space="preserve">你好.chts</w:t>
+        <w:t xml:space="preserve">你好.ts</w:t>
       </w:r>
       <w:r>
         <w:rPr>
@@ -22955,7 +22955,7 @@
           <w:rStyle w:val="VerbatimChar"/>
           <w:rFonts w:hint="eastAsia"/>
         </w:rPr>
-        <w:t xml:space="preserve">`tests-chts/proj/`（主.chts</w:t>
+        <w:t xml:space="preserve">`tests-chts/proj/`（主.ts</w:t>
       </w:r>
       <w:r>
         <w:rPr>
@@ -22981,7 +22981,7 @@
           <w:rStyle w:val="VerbatimChar"/>
           <w:rFonts w:hint="eastAsia"/>
         </w:rPr>
-        <w:t xml:space="preserve">数学.chts），</w:t>
+        <w:t xml:space="preserve">数学.ts），</w:t>
       </w:r>
       <w:r>
         <w:br/>
@@ -24194,7 +24194,7 @@
           <w:rStyle w:val="VerbatimChar"/>
           <w:rFonts w:hint="eastAsia"/>
         </w:rPr>
-        <w:t xml:space="preserve">主.chts</w:t>
+        <w:t xml:space="preserve">主.ts</w:t>
       </w:r>
       <w:r>
         <w:t xml:space="preserve"> </w:t>
@@ -24213,7 +24213,7 @@
           <w:rStyle w:val="VerbatimChar"/>
           <w:rFonts w:hint="eastAsia"/>
         </w:rPr>
-        <w:t xml:space="preserve">数学.chts</w:t>
+        <w:t xml:space="preserve">数学.ts</w:t>
       </w:r>
       <w:r>
         <w:rPr>
@@ -34669,7 +34669,7 @@
                 <w:rStyle w:val="VerbatimChar"/>
                 <w:rFonts w:hint="eastAsia"/>
               </w:rPr>
-              <w:t xml:space="preserve">"./数学.chts"</w:t>
+              <w:t xml:space="preserve">"./数学.ts"</w:t>
             </w:r>
             <w:r>
               <w:t xml:space="preserve"> </w:t>
@@ -35670,7 +35670,7 @@
         <w:rPr>
           <w:rStyle w:val="VerbatimChar"/>
         </w:rPr>
-        <w:t xml:space="preserve">tests-chts\undefined.chts</w:t>
+        <w:t xml:space="preserve">tests-chts\undefined.ts</w:t>
       </w:r>
       <w:r>
         <w:t xml:space="preserve"> </w:t>

--- a/教程/ChineseTypeScript-教学教程.docx
+++ b/教程/ChineseTypeScript-教学教程.docx
@@ -18860,7 +18860,7 @@
           <w:rStyle w:val="VerbatimChar"/>
           <w:rFonts w:hint="eastAsia"/>
         </w:rPr>
-        <w:t xml:space="preserve">只读编号=7</w:t>
+        <w:t xml:space="preserve">只读号数=7</w:t>
       </w:r>
       <w:r>
         <w:br/>
@@ -19291,7 +19291,7 @@
           <w:rStyle w:val="VerbatimChar"/>
           <w:rFonts w:hint="eastAsia"/>
         </w:rPr>
-        <w:t xml:space="preserve">编号:</w:t>
+        <w:t xml:space="preserve">号数:</w:t>
       </w:r>
       <w:r>
         <w:rPr>
@@ -20726,7 +20726,7 @@
           <w:rStyle w:val="VerbatimChar"/>
           <w:rFonts w:hint="eastAsia"/>
         </w:rPr>
-        <w:t xml:space="preserve">console.log("只读编号="</w:t>
+        <w:t xml:space="preserve">console.log("只读号数="</w:t>
       </w:r>
       <w:r>
         <w:rPr>
@@ -20739,7 +20739,7 @@
           <w:rStyle w:val="VerbatimChar"/>
           <w:rFonts w:hint="eastAsia"/>
         </w:rPr>
-        <w:t xml:space="preserve">猫甲.编号);</w:t>
+        <w:t xml:space="preserve">猫甲.号数);</w:t>
       </w:r>
       <w:r>
         <w:br/>
@@ -21015,7 +21015,7 @@
           <w:rStyle w:val="VerbatimChar"/>
           <w:rFonts w:hint="eastAsia"/>
         </w:rPr>
-        <w:t xml:space="preserve">只读编号=7</w:t>
+        <w:t xml:space="preserve">只读号数=7</w:t>
       </w:r>
       <w:r>
         <w:br/>
